--- a/pr-preview/pr-70/Your-Book-Title.docx
+++ b/pr-preview/pr-70/Your-Book-Title.docx
@@ -2265,7 +2265,7 @@
         <w:t xml:space="preserve"> </w:t>
       </w:r>
       <w:r>
-        <w:t xml:space="preserve">8faae39</w:t>
+        <w:t xml:space="preserve">18841ab</w:t>
       </w:r>
     </w:p>
     <w:p>
@@ -2287,7 +2287,7 @@
         <w:t xml:space="preserve"> </w:t>
       </w:r>
       <w:r>
-        <w:t xml:space="preserve">8faae391c7129c1b2b016fd373c117e895163bc1</w:t>
+        <w:t xml:space="preserve">18841ab96a1f03963fe1f1afd1c793b10b0d189c</w:t>
       </w:r>
     </w:p>
     <w:p>
@@ -2309,7 +2309,7 @@
         <w:t xml:space="preserve"> </w:t>
       </w:r>
       <w:r>
-        <w:t xml:space="preserve">2026-09-15 09:39:28 -0700</w:t>
+        <w:t xml:space="preserve">2026-09-15 17:55:46 +0000</w:t>
       </w:r>
     </w:p>
     <w:p>
